--- a/data/outputs/v2/Grade11/Biology/Lesson_Plans/SS2.1_Reproduction_in_Plants/Biology_Reproduction_in_Plants_SummaryTable.docx
+++ b/data/outputs/v2/Grade11/Biology/Lesson_Plans/SS2.1_Reproduction_in_Plants/Biology_Reproduction_in_Plants_SummaryTable.docx
@@ -1795,7 +1795,7 @@
         </w:rPr>
         <w:t xml:space="preserve">© 2026 SeaVuria and ARES. This work is licensed under a </w:t>
       </w:r>
-      <w:hyperlink w:history="1" r:id="rIdmvhbvstbssmqcie-4491w">
+      <w:hyperlink w:history="1" r:id="rIdxyihapup_tgmmrwkjsqlg">
         <w:r>
           <w:rPr>
             <w:rFonts w:ascii="Arial" w:cs="Arial" w:eastAsia="Arial" w:hAnsi="Arial"/>
@@ -1815,7 +1815,7 @@
         </w:rPr>
         <w:t xml:space="preserve"> (</w:t>
       </w:r>
-      <w:hyperlink w:history="1" r:id="rIdngcmto6u_agpaobd4gaxd">
+      <w:hyperlink w:history="1" r:id="rIdtvp6ysknwszcj69qilruu">
         <w:r>
           <w:rPr>
             <w:rFonts w:ascii="Arial" w:cs="Arial" w:eastAsia="Arial" w:hAnsi="Arial"/>
@@ -1835,7 +1835,7 @@
         </w:rPr>
         <w:t xml:space="preserve">). To view a copy of this license, visit </w:t>
       </w:r>
-      <w:hyperlink w:history="1" r:id="rIdm-bne_t0vnxw6szhrgczf">
+      <w:hyperlink w:history="1" r:id="rIdid7ii0lsckcwglknuxid1">
         <w:r>
           <w:rPr>
             <w:rFonts w:ascii="Arial" w:cs="Arial" w:eastAsia="Arial" w:hAnsi="Arial"/>

--- a/data/outputs/v2/Grade11/Biology/Lesson_Plans/SS2.1_Reproduction_in_Plants/Biology_Reproduction_in_Plants_SummaryTable.docx
+++ b/data/outputs/v2/Grade11/Biology/Lesson_Plans/SS2.1_Reproduction_in_Plants/Biology_Reproduction_in_Plants_SummaryTable.docx
@@ -564,7 +564,7 @@
                 <w:sz w:val="18"/>
                 <w:szCs w:val="18"/>
               </w:rPr>
-              <w:t xml:space="preserve">Students predicted first, then examined real or pictured samples: cassava stem cuttings, sugarcane setts, sweet potato vines, ginger rhizomes and onion bulbs sprouting, set beside a lone pawpaw tree flowering with no fruit. Teacher note: allow WAIT TIME of 10 seconds after asking 'What do the sprouting parts have in common?' and cold-call 3 students. Expect them to notice that new shoots and roots appear from stems, rhizomes or bulbs with no seed and no flower involved.</w:t>
+              <w:t xml:space="preserve">What did you observe on the sweet potato tuber, onion bulb, ginger rhizome, grass runner and bryophyllum leaf? Record the structure and the place where a new plant could start (buds, nodes, leaf margin).</w:t>
             </w:r>
           </w:p>
         </w:tc>
@@ -596,7 +596,7 @@
                 <w:sz w:val="18"/>
                 <w:szCs w:val="18"/>
               </w:rPr>
-              <w:t xml:space="preserve">Plants such as cassava, sugarcane, sweet potato, ginger and onion reproduce asexually (vegetative propagation) from stems, rhizomes, bulbs or vine cuttings. One parent is enough, and the offspring are genetically identical to it. Other plants, like pawpaw and avocado, rely on flowers, seeds and sometimes a second plant. Teacher note: correct the common idea that every new plant must come from a seed.</w:t>
+              <w:t xml:space="preserve">What did you learn about how plants such as cassava, sugarcane, sweet potato, ginger and onion can reproduce without seeds? Include the idea of one parent, stored food and identical offspring, and name at least one advantage and one disadvantage.</w:t>
             </w:r>
           </w:p>
         </w:tc>
@@ -628,7 +628,7 @@
                 <w:sz w:val="18"/>
                 <w:szCs w:val="18"/>
               </w:rPr>
-              <w:t xml:space="preserve">Cassava farmers in Western Kenya plant stem cuttings because the cutting contains cells that divide by mitosis to form roots and shoots, so no partner is needed. A lone pawpaw tree may flower heavily but cannot make fruit if it is only one sex or cannot pollinate itself, so it needs a partner. This gives students a first answer to the driving question: the mode of reproduction decides whether a partner is needed. Record on the DQB new questions such as 'How does pollination work?' and start the model with two pathways, asexual (one parent) and sexual (flowers, seeds).</w:t>
+              <w:t xml:space="preserve">How does this evidence help to explain part of the driving question, and what is still unexplained? Why might maize and beans need seeds, and why might a lone avocado or pawpaw tree full of flowers not set fruit? Write the new question that leads into Lesson 2.</w:t>
             </w:r>
           </w:p>
         </w:tc>
@@ -713,7 +713,7 @@
                 <w:sz w:val="18"/>
                 <w:szCs w:val="18"/>
               </w:rPr>
-              <w:t xml:space="preserve">Students dissected or examined flowers available locally (hibiscus, bean or pea, maize tassel and silk, pawpaw male and female flowers, sukuma wiki or kale flowers, Tithonia). They used hand lenses, sketched, and sorted flowers into groups. Teacher note: ask 'Where is the ovary in relation to the petals and sepals?' and wait 8 seconds before taking answers. Circulate and check that students cut longitudinally to see ovary position.</w:t>
+              <w:t xml:space="preserve">We dissected Hibiscus, Bougainvillea, maize inflorescence and passion flower. We saw that Hibiscus is bisexual, with stamens and carpel in one flower; maize has separate male (tassel) and female (silk/cob) flowers on the same plant; Bougainvillea has small flowers surrounded by showy bracts; and flowers differ in symmetry, ovary position and arrangement in clusters.</w:t>
             </w:r>
           </w:p>
         </w:tc>
@@ -745,7 +745,7 @@
                 <w:sz w:val="18"/>
                 <w:szCs w:val="18"/>
               </w:rPr>
-              <w:t xml:space="preserve">Flowers are classified by ovary position (superior, where the ovary sits above the attachment of the other parts, or inferior, where it sits below), symmetry (actinomorphic, which has many planes of symmetry, or zygomorphic, which has one), inflorescence (single flower or a cluster), and sex (bisexual, with both stamens and carpels, or unisexual, with either). Pawpaw can have separate male and female flowers, and often separate male and female trees. Teacher note: stress that bisexual does not mean self-pollinating.</w:t>
+              <w:t xml:space="preserve">Flowers can be classified by ovary position (superior or inferior), symmetry (actinomorphic or zygomorphic), inflorescence (single or clustered) and by whether they are bisexual or unisexual. The ovary holds the ovules, and its structure shows how the seeds are attached (placentation).</w:t>
             </w:r>
           </w:p>
         </w:tc>
@@ -777,7 +777,7 @@
                 <w:sz w:val="18"/>
                 <w:szCs w:val="18"/>
               </w:rPr>
-              <w:t xml:space="preserve">Classification shows that flower structure is linked to how pollination happens. Unisexual flowers on separate trees, like many pawpaws, make a partner tree essential, while bisexual flowers allow other options. This explains why a lone pawpaw may flower but not fruit if it is male, or if it is female with no pollen source. Add to the DQB: 'Which flower features stop self-pollination?' Update the model by labelling male and female parts and adding the sex of the flower as a factor that determines fruit set.</w:t>
+              <w:t xml:space="preserve">A lone pawpaw or avocado tree may flower heavily but not fruit because fruit needs pollen from stamens to reach the ovary of a carpel. If the tree's flowers are unisexual or lack the matching partner parts, pollen must come from another flower or tree. Cassava and sweet potato cuttings skip flowers altogether. New question: if flowers have both male and female parts, why don't all flowers pollinate themselves?</w:t>
             </w:r>
           </w:p>
         </w:tc>
@@ -862,7 +862,7 @@
                 <w:sz w:val="18"/>
                 <w:szCs w:val="18"/>
               </w:rPr>
-              <w:t xml:space="preserve">Students studied diagrams, flower samples and case data on pawpaw, avocado, maize and other plants to identify adaptations. They compared flowers where stamens and stigma mature at different times, where they sit at different heights, where the sexes are on separate plants, and where pollen is chemically rejected. Teacher note: use a Think-Pair-Share and cold-call 4 pairs for the adaptation they found.</w:t>
+              <w:t xml:space="preserve">We used wire/bead models and flower charts to trace pollen movement in maize, Hibiscus, pawpaw and passion fruit. We saw that pollen and stigma can be ready at different times (protandry/protogyny), that styles and stamens can be at different heights (heterostyly), that some trees have only male or only female flowers (dioecy), and that some stigmas reject their own pollen (self-incompatibility).</w:t>
             </w:r>
           </w:p>
         </w:tc>
@@ -894,7 +894,7 @@
                 <w:sz w:val="18"/>
                 <w:szCs w:val="18"/>
               </w:rPr>
-              <w:t xml:space="preserve">Four types of adaptations prevent self-pollination and promote cross-pollination: timing (dichogamy, where anthers and stigma mature at different times; avocado flowers open as female then male on a daily cycle), structural (different heights of stamens and stigma, as in heterostyly), separate sexes (dioecious plants like many pawpaws), and chemical (self-incompatibility, where pollen is rejected by the stigma or style). Teacher note: emphasise that these promote variation.</w:t>
+              <w:t xml:space="preserve">Many flowering plants have timing, structural, separate-sex and chemical adaptations that prevent self-pollination and promote cross-pollination, so a lone tree like a pawpaw or passion fruit may flower but not set fruit without a compatible partner. Plants propagated by cuttings (cassava, sweet potato, sugarcane) bypass these barriers because no pollination is needed.</w:t>
             </w:r>
           </w:p>
         </w:tc>
@@ -926,7 +926,7 @@
                 <w:sz w:val="18"/>
                 <w:szCs w:val="18"/>
               </w:rPr>
-              <w:t xml:space="preserve">A lone pawpaw that is male has no ovules and cannot form fruit. A lone female has ovules but no pollen. A lone avocado may flower but its male and female phases are out of step, so it fruits poorly without a second tree of the complementary type. Nairobi-area and Murang'a farmers plant mixed avocado types for this reason. So flowering without fruiting is explained by prevented self-pollination. Add DQB questions about what happens after pollen lands, and add adaptations to the model.</w:t>
+              <w:t xml:space="preserve">A lone pawpaw tree covered in flowers can stay fruitless because it is male or female only (dioecy), or because its flowers cannot pollinate themselves, so a partner tree is needed to supply compatible pollen. A cassava or sweet potato cutting grows into a new plant without flowers or a partner because it reproduces asexually. Next question: What actually happens inside the flower after pollen successfully lands on a receptive stigma?</w:t>
             </w:r>
           </w:p>
         </w:tc>
@@ -1011,7 +1011,7 @@
                 <w:sz w:val="18"/>
                 <w:szCs w:val="18"/>
               </w:rPr>
-              <w:t xml:space="preserve">Students used diagrams, a simulation or microscope slides of germinating pollen to follow pollen from the stigma, down the style via the pollen tube, to the ovule's micropyle. They traced the two sperm nuclei and labelled the egg cell and the two polar nuclei. Teacher note: pause the animation and ask 'Where does each sperm nucleus go?' with 10 seconds of WAIT TIME.</w:t>
+              <w:t xml:space="preserve">We watched cached animations showing a pollen grain land on a stigma, germinate and grow a pollen tube down the style to the micropyle of the ovule, releasing two sperm nuclei into the embryo sac. We traced and labelled this pathway on our worksheets.</w:t>
             </w:r>
           </w:p>
         </w:tc>
@@ -1043,7 +1043,7 @@
                 <w:sz w:val="18"/>
                 <w:szCs w:val="18"/>
               </w:rPr>
-              <w:t xml:space="preserve">In double fertilisation one sperm nucleus fuses with the egg cell to form the zygote (the future embryo), and the other fuses with the two polar nuclei to form the triploid endosperm, the food store. After pollination the pollen grain grows a pollen tube that carries the male nuclei to the ovule. Teacher note: remind students the zygote is diploid and the endosperm is triploid, and this is a feature of flowering plants only.</w:t>
+              <w:t xml:space="preserve">Double fertilisation: one sperm nucleus fuses with the egg cell to form the zygote (the future embryo), and the other fuses with the two polar nuclei to form the triploid endosperm (food store, as in maize grain for ugali). Pollination is the transfer of pollen; fertilisation is the fusion of nuclei.</w:t>
             </w:r>
           </w:p>
         </w:tc>
@@ -1075,7 +1075,7 @@
                 <w:sz w:val="18"/>
                 <w:szCs w:val="18"/>
               </w:rPr>
-              <w:t xml:space="preserve">Without compatible pollen reaching the stigma, no pollen tube grows and no fertilisation occurs, so the ovules do not develop into seeds and the flower drops off. This is why a lone pawpaw tree can flower heavily but set no fruit. In maize, each kernel on a cob needs its own pollen grain and silk, so poor pollination gives gaps on the cob. Add to the DQB the question 'What does the flower become after fertilisation?' and revise the model to include the pollen tube and the two fusions.</w:t>
+              <w:t xml:space="preserve">A lone pawpaw or avocado tree can be full of flowers but set no fruit because without compatible pollen from a partner tree no pollen tube grows, no fusion occurs, and no zygote or endosperm forms, so no seed or fruit develops. Cassava, sugarcane and sweet potato cuttings need no fusion of gametes, so they grow into new plants without flowers or seeds. New question: How does double fertilisation transform the ovary and ovules into fruits and seeds?</w:t>
             </w:r>
           </w:p>
         </w:tc>
@@ -1160,7 +1160,7 @@
                 <w:sz w:val="18"/>
                 <w:szCs w:val="18"/>
               </w:rPr>
-              <w:t xml:space="preserve">Students cut open and compared local fruits such as beans or pods, tomato, pawpaw, orange and maize cobs, noting how seeds attach inside the ovary. They sketched cross-sections and matched them to placentation types. Teacher note: provide knives only under supervision; ask 'Where are the seeds attached?' and cold-call 3 students.</w:t>
+              <w:t xml:space="preserve">What did you observe when you sectioned the tomato, orange, bean pod, passion fruit and cucumber? Describe where the seeds were attached and how many chambers each fruit had.</w:t>
             </w:r>
           </w:p>
         </w:tc>
@@ -1192,7 +1192,7 @@
                 <w:sz w:val="18"/>
                 <w:szCs w:val="18"/>
               </w:rPr>
-              <w:t xml:space="preserve">After fertilisation the ovule becomes the seed and the ovary becomes the fruit. Placentation is how ovules attach in the ovary: marginal (along one edge, as in bean pods), axile (on a central axis where the ovary is divided into chambers, as in tomato and orange), parietal (on the ovary wall, as in pawpaw), and free-central (on a central column with no partitions). Teacher note: placentation can be checked in the flower before fertilisation and the fruit afterwards.</w:t>
+              <w:t xml:space="preserve">What did you learn about how fruits and seeds develop after fertilisation, and how do marginal, axile, parietal and free-central placentation differ?</w:t>
             </w:r>
           </w:p>
         </w:tc>
@@ -1224,7 +1224,7 @@
                 <w:sz w:val="18"/>
                 <w:szCs w:val="18"/>
               </w:rPr>
-              <w:t xml:space="preserve">Seeds and fruit are evidence that fertilisation occurred, because only fertilised ovules develop into seeds and the ovary wall develops into the fruit. A pawpaw with parietal placentation shows many seeds attached to the wall, each from a fertilised ovule, so many pollen grains were needed. A lone pawpaw with no fertilisation will produce no fruit. Record DQB questions on advantages and disadvantages of seeds versus cuttings, and add fruit and seed development to the model.</w:t>
+              <w:t xml:space="preserve">Using Claim-Evidence-Reasoning, explain why a lone avocado or pawpaw tree full of flowers may not set fruit, while a cassava cutting grows into a new plant without any seed. What new question do you now have about sexual versus asexual reproduction in farming?</w:t>
             </w:r>
           </w:p>
         </w:tc>
@@ -1309,7 +1309,7 @@
                 <w:sz w:val="18"/>
                 <w:szCs w:val="18"/>
               </w:rPr>
-              <w:t xml:space="preserve">Students took roles as farmers, plant breeders and agricultural officers in a structured debate on crops such as cassava, sugarcane, bananas, maize, beans and avocado. They used evidence cards on yield, disease outbreaks and cost. Teacher note: give 5 minutes for preparation, require every student to cite one piece of evidence, and use a 'Claim-Evidence-Reasoning' sheet.</w:t>
+              <w:t xml:space="preserve">We observed from the case cards that plants grown from cuttings, suckers or setts (cassava, sugarcane, sweet potato, banana) are identical to the parent and spread quickly, but one disease like banana wilt can affect all of them. Seed-grown crops such as maize, beans and passion fruit vary from plant to plant, and fruiting trees like a lone pawpaw or avocado may not set fruit without a partner tree.</w:t>
             </w:r>
           </w:p>
         </w:tc>
@@ -1341,7 +1341,7 @@
                 <w:sz w:val="18"/>
                 <w:szCs w:val="18"/>
               </w:rPr>
-              <w:t xml:space="preserve">Asexual reproduction needs only one parent and gives fast, identical offspring that are useful for colonising an area and keeping good traits, but a lack of variation means all plants can be wiped out by the same disease or pest, as with cassava mosaic disease. Sexual reproduction needs two gametes and often two parents, is slower, and produces variation that helps adaptation to changing conditions and disease resistance, and allows seed dispersal. Teacher note: avoid labelling either as 'better'.</w:t>
+              <w:t xml:space="preserve">We learned that asexual reproduction needs only one parent and gives fast, identical offspring that are useful for colonising an area and keeping good traits, while sexual reproduction needs pollination and fertilisation and gives genetic variation that helps some offspring survive disease and changing conditions. Each strategy has advantages and disadvantages.</w:t>
             </w:r>
           </w:p>
         </w:tc>
@@ -1373,7 +1373,7 @@
                 <w:sz w:val="18"/>
                 <w:szCs w:val="18"/>
               </w:rPr>
-              <w:t xml:space="preserve">Both methods are useful depending on the goal. A farmer in Kisumu uses cassava cuttings for quick, uniform harvests, but a plant breeder uses seeds from crosses to produce new disease-resistant varieties. Pawpaw and avocado rely on sexual reproduction, so a partner tree is needed to produce viable seeds and fruit. This links back to the driving question by showing why plants have evolved different strategies. Update the DQB and the model with a trade-off table.</w:t>
+              <w:t xml:space="preserve">We can explain that cassava, sugarcane and sweet potato can grow from cuttings with no seed because new plants regrow from parent tissue and are clones, while maize, beans, pawpaw and avocado produce fruit and seeds through flowers, pollination and fertilisation, which creates variation and often needs another plant. A lone tree full of flowers may not fruit because it lacks a pollen source, whereas a stem piece needs no flower or partner to start a new plant.</w:t>
             </w:r>
           </w:p>
         </w:tc>
@@ -1458,7 +1458,7 @@
                 <w:sz w:val="18"/>
                 <w:szCs w:val="18"/>
               </w:rPr>
-              <w:t xml:space="preserve">Students reviewed all their evidence from the earlier lessons, including cuttings, flower dissections, adaptation cases, pollen tube diagrams and fruit sections, and used it to build a claim-evidence-reasoning explanation. Teacher note: set out stations with each piece of evidence, give 12 minutes, and cold-call 4 groups to share while others check for gaps.</w:t>
+              <w:t xml:space="preserve">What we observed: a hibiscus (or tomato or passion fruit) flower dissected to show stigma, style, ovary, ovules, anthers and filaments; the distance between anthers and stigma; fruits cut open to show placentation; the animation of double fertilisation; and cassava, sugarcane and sweet potato cuttings that grow into new plants without seeds.</w:t>
             </w:r>
           </w:p>
         </w:tc>
@@ -1490,7 +1490,7 @@
                 <w:sz w:val="18"/>
                 <w:szCs w:val="18"/>
               </w:rPr>
-              <w:t xml:space="preserve">Asexual reproduction by cuttings and other vegetative parts gives identical plants quickly without flowers or pollination. Sexual reproduction needs flowers, pollination, double fertilisation and fruit and seed formation, and many plants have adaptations that prevent self-pollination, so a partner is needed. Teacher note: check that students link each step to an observation, not just recite facts.</w:t>
+              <w:t xml:space="preserve">What we learned: asexual reproduction by cuttings and other vegetative parts gives identical plants quickly without flowers or pollination; sexual reproduction needs flowers, pollination (often cross-pollination because of barriers such as separate male and female trees, different timing and self-incompatibility), double fertilisation, and then seed and fruit development; and both methods are important for farming.</w:t>
             </w:r>
           </w:p>
         </w:tc>
@@ -1522,7 +1522,7 @@
                 <w:sz w:val="18"/>
                 <w:szCs w:val="18"/>
               </w:rPr>
-              <w:t xml:space="preserve">A cassava cutting grows by mitosis from the parent's cells, so it needs no seeds or partner. A lone pawpaw or avocado needs compatible pollen from another tree because of separate sexes, timing differences or chemical incompatibility, and without pollination and fertilisation no seeds or fruit form. Students should be able to explain the whole chain from flower to fruit. Use the DQB to mark which questions are now answered and which remain, and revise the model so that both pathways are complete.</w:t>
+              <w:t xml:space="preserve">How this explains the phenomenon: a cassava cutting grows from stem tissue of the parent, so no flower or partner is needed. A lone pawpaw or avocado tree has flowers but barriers to self-pollination prevent fertilisation, so without pollen from another tree the ovules are not fertilised and no fruit or seed forms. Maize and beans must come from seeds because they reproduce sexually: pollination and double fertilisation produce the embryo and endosperm inside the seed.</w:t>
             </w:r>
           </w:p>
         </w:tc>
@@ -1607,7 +1607,7 @@
                 <w:sz w:val="18"/>
                 <w:szCs w:val="18"/>
               </w:rPr>
-              <w:t xml:space="preserve">Students completed their final model and written explanation, then presented to peers and compared it with their first predictions from Lesson 1. They used peer feedback checklists. Teacher note: give 10 seconds of WAIT TIME after each presentation, and ask the audience to name one strength and one improvement.</w:t>
+              <w:t xml:space="preserve">What did we observe across the unit? Examples: cassava, sugarcane and sweet potato cuttings producing roots and shoots without flowers or seeds; hibiscus, maize, bean and tomato flower parts and how they hinder self-pollination; double fertilisation in the animation; fruit sections of passion fruit and tomato showing seeds attached by placentation; a lone pawpaw or avocado with flowers but no fruit.</w:t>
             </w:r>
           </w:p>
         </w:tc>
@@ -1639,7 +1639,7 @@
                 <w:sz w:val="18"/>
                 <w:szCs w:val="18"/>
               </w:rPr>
-              <w:t xml:space="preserve">Asexual reproduction (vegetative propagation) forms identical offspring (clones) by mitosis, is fast and needs no partner, but offers little variation. Sexual reproduction involves flowers, pollination, double fertilisation and the development of seeds and fruit, and gives variation, with adaptations that promote cross-pollination. Teacher note: look for correct use of terms such as zygote, endosperm, ovary and pollen tube.</w:t>
+              <w:t xml:space="preserve">What did we learn? Asexual reproduction (vegetative propagation) forms identical offspring (clones) by mitosis, is fast and needs no partner but offers no variation. Sexual reproduction needs pollination, often cross-pollination, and double fertilisation to form seeds and fruits, and it increases variation. Features such as separate sexes, different timing of anther and stigma maturity and self-incompatibility hinder self-pollination and self-fertilisation. Ovules become seeds and the ovary becomes the fruit.</w:t>
             </w:r>
           </w:p>
         </w:tc>
@@ -1671,7 +1671,7 @@
                 <w:sz w:val="18"/>
                 <w:szCs w:val="18"/>
               </w:rPr>
-              <w:t xml:space="preserve">Cassava, sugarcane and sweet potato can be grown from cuttings because plant cells can divide and form new roots and shoots, so one parent is enough. A lone pawpaw or avocado flowers but gives no fruit because self-pollination is prevented by separate sexes, timing or chemistry, and without pollen from another tree there is no pollen tube, no double fertilisation, and no seeds or fruit. This fully answers the driving question. Encourage students to apply the idea to a new crop, such as mango or banana, as an extension.</w:t>
+              <w:t xml:space="preserve">How do we explain the phenomenon? Cassava, sugarcane and sweet potato cuttings regrow because the stem tissue divides by mitosis to form roots and shoots, giving a clone with no seeds needed. Maize, beans, pawpaw and avocado must reproduce sexually: a lone flowering tree may not set fruit because its flowers cannot pollinate themselves, so pollen from a partner tree is required for double fertilisation, and only then do the ovules form seeds and the ovary form fruit.</w:t>
             </w:r>
           </w:p>
         </w:tc>
@@ -1795,7 +1795,7 @@
         </w:rPr>
         <w:t xml:space="preserve">© 2026 SeaVuria and ARES. This work is licensed under a </w:t>
       </w:r>
-      <w:hyperlink w:history="1" r:id="rIdxyihapup_tgmmrwkjsqlg">
+      <w:hyperlink w:history="1" r:id="rIdl-kkuias1srut4qazpvba">
         <w:r>
           <w:rPr>
             <w:rFonts w:ascii="Arial" w:cs="Arial" w:eastAsia="Arial" w:hAnsi="Arial"/>
@@ -1815,7 +1815,7 @@
         </w:rPr>
         <w:t xml:space="preserve"> (</w:t>
       </w:r>
-      <w:hyperlink w:history="1" r:id="rIdtvp6ysknwszcj69qilruu">
+      <w:hyperlink w:history="1" r:id="rIdl2zwsgqz98e4o-qirdjyp">
         <w:r>
           <w:rPr>
             <w:rFonts w:ascii="Arial" w:cs="Arial" w:eastAsia="Arial" w:hAnsi="Arial"/>
@@ -1835,7 +1835,7 @@
         </w:rPr>
         <w:t xml:space="preserve">). To view a copy of this license, visit </w:t>
       </w:r>
-      <w:hyperlink w:history="1" r:id="rIdid7ii0lsckcwglknuxid1">
+      <w:hyperlink w:history="1" r:id="rIdly3qiqeiukikt6omggrdn">
         <w:r>
           <w:rPr>
             <w:rFonts w:ascii="Arial" w:cs="Arial" w:eastAsia="Arial" w:hAnsi="Arial"/>

--- a/data/outputs/v2/Grade11/Biology/Lesson_Plans/SS2.1_Reproduction_in_Plants/Biology_Reproduction_in_Plants_SummaryTable.docx
+++ b/data/outputs/v2/Grade11/Biology/Lesson_Plans/SS2.1_Reproduction_in_Plants/Biology_Reproduction_in_Plants_SummaryTable.docx
@@ -1795,7 +1795,7 @@
         </w:rPr>
         <w:t xml:space="preserve">© 2026 SeaVuria and ARES. This work is licensed under a </w:t>
       </w:r>
-      <w:hyperlink w:history="1" r:id="rIdl-kkuias1srut4qazpvba">
+      <w:hyperlink w:history="1" r:id="rIduzdyzyfiklhqxherxlqnq">
         <w:r>
           <w:rPr>
             <w:rFonts w:ascii="Arial" w:cs="Arial" w:eastAsia="Arial" w:hAnsi="Arial"/>
@@ -1815,7 +1815,7 @@
         </w:rPr>
         <w:t xml:space="preserve"> (</w:t>
       </w:r>
-      <w:hyperlink w:history="1" r:id="rIdl2zwsgqz98e4o-qirdjyp">
+      <w:hyperlink w:history="1" r:id="rId34tb7ttvsjpspwejmn0oz">
         <w:r>
           <w:rPr>
             <w:rFonts w:ascii="Arial" w:cs="Arial" w:eastAsia="Arial" w:hAnsi="Arial"/>
@@ -1835,7 +1835,7 @@
         </w:rPr>
         <w:t xml:space="preserve">). To view a copy of this license, visit </w:t>
       </w:r>
-      <w:hyperlink w:history="1" r:id="rIdly3qiqeiukikt6omggrdn">
+      <w:hyperlink w:history="1" r:id="rIdpngqid-o6kfs3ljt5srqc">
         <w:r>
           <w:rPr>
             <w:rFonts w:ascii="Arial" w:cs="Arial" w:eastAsia="Arial" w:hAnsi="Arial"/>

--- a/data/outputs/v2/Grade11/Biology/Lesson_Plans/SS2.1_Reproduction_in_Plants/Biology_Reproduction_in_Plants_SummaryTable.docx
+++ b/data/outputs/v2/Grade11/Biology/Lesson_Plans/SS2.1_Reproduction_in_Plants/Biology_Reproduction_in_Plants_SummaryTable.docx
@@ -1795,7 +1795,7 @@
         </w:rPr>
         <w:t xml:space="preserve">© 2026 SeaVuria and ARES. This work is licensed under a </w:t>
       </w:r>
-      <w:hyperlink w:history="1" r:id="rIduzdyzyfiklhqxherxlqnq">
+      <w:hyperlink w:history="1" r:id="rIddtiupgpydn1paa651hnc0">
         <w:r>
           <w:rPr>
             <w:rFonts w:ascii="Arial" w:cs="Arial" w:eastAsia="Arial" w:hAnsi="Arial"/>
@@ -1815,7 +1815,7 @@
         </w:rPr>
         <w:t xml:space="preserve"> (</w:t>
       </w:r>
-      <w:hyperlink w:history="1" r:id="rId34tb7ttvsjpspwejmn0oz">
+      <w:hyperlink w:history="1" r:id="rIdykq0rvqd0b05lld97rpna">
         <w:r>
           <w:rPr>
             <w:rFonts w:ascii="Arial" w:cs="Arial" w:eastAsia="Arial" w:hAnsi="Arial"/>
@@ -1835,7 +1835,7 @@
         </w:rPr>
         <w:t xml:space="preserve">). To view a copy of this license, visit </w:t>
       </w:r>
-      <w:hyperlink w:history="1" r:id="rIdpngqid-o6kfs3ljt5srqc">
+      <w:hyperlink w:history="1" r:id="rIdp219axhgruvzhyl8zj6ao">
         <w:r>
           <w:rPr>
             <w:rFonts w:ascii="Arial" w:cs="Arial" w:eastAsia="Arial" w:hAnsi="Arial"/>

--- a/data/outputs/v2/Grade11/Biology/Lesson_Plans/SS2.1_Reproduction_in_Plants/Biology_Reproduction_in_Plants_SummaryTable.docx
+++ b/data/outputs/v2/Grade11/Biology/Lesson_Plans/SS2.1_Reproduction_in_Plants/Biology_Reproduction_in_Plants_SummaryTable.docx
@@ -1795,7 +1795,7 @@
         </w:rPr>
         <w:t xml:space="preserve">© 2026 SeaVuria and ARES. This work is licensed under a </w:t>
       </w:r>
-      <w:hyperlink w:history="1" r:id="rIddtiupgpydn1paa651hnc0">
+      <w:hyperlink w:history="1" r:id="rIdg2vkiq3wym0y27nbtutb4">
         <w:r>
           <w:rPr>
             <w:rFonts w:ascii="Arial" w:cs="Arial" w:eastAsia="Arial" w:hAnsi="Arial"/>
@@ -1815,7 +1815,7 @@
         </w:rPr>
         <w:t xml:space="preserve"> (</w:t>
       </w:r>
-      <w:hyperlink w:history="1" r:id="rIdykq0rvqd0b05lld97rpna">
+      <w:hyperlink w:history="1" r:id="rIdcywu7brlxeynaldh6xyqz">
         <w:r>
           <w:rPr>
             <w:rFonts w:ascii="Arial" w:cs="Arial" w:eastAsia="Arial" w:hAnsi="Arial"/>
@@ -1835,7 +1835,7 @@
         </w:rPr>
         <w:t xml:space="preserve">). To view a copy of this license, visit </w:t>
       </w:r>
-      <w:hyperlink w:history="1" r:id="rIdp219axhgruvzhyl8zj6ao">
+      <w:hyperlink w:history="1" r:id="rIdtkbxiss_nuzijcv2752au">
         <w:r>
           <w:rPr>
             <w:rFonts w:ascii="Arial" w:cs="Arial" w:eastAsia="Arial" w:hAnsi="Arial"/>

--- a/data/outputs/v2/Grade11/Biology/Lesson_Plans/SS2.1_Reproduction_in_Plants/Biology_Reproduction_in_Plants_SummaryTable.docx
+++ b/data/outputs/v2/Grade11/Biology/Lesson_Plans/SS2.1_Reproduction_in_Plants/Biology_Reproduction_in_Plants_SummaryTable.docx
@@ -1795,7 +1795,7 @@
         </w:rPr>
         <w:t xml:space="preserve">© 2026 SeaVuria and ARES. This work is licensed under a </w:t>
       </w:r>
-      <w:hyperlink w:history="1" r:id="rIdg2vkiq3wym0y27nbtutb4">
+      <w:hyperlink w:history="1" r:id="rIdus5kxgxyo7rvb5ndi_u3h">
         <w:r>
           <w:rPr>
             <w:rFonts w:ascii="Arial" w:cs="Arial" w:eastAsia="Arial" w:hAnsi="Arial"/>
@@ -1815,7 +1815,7 @@
         </w:rPr>
         <w:t xml:space="preserve"> (</w:t>
       </w:r>
-      <w:hyperlink w:history="1" r:id="rIdcywu7brlxeynaldh6xyqz">
+      <w:hyperlink w:history="1" r:id="rIdv0rp9cs0yjttrnnsu4zwh">
         <w:r>
           <w:rPr>
             <w:rFonts w:ascii="Arial" w:cs="Arial" w:eastAsia="Arial" w:hAnsi="Arial"/>
@@ -1835,7 +1835,7 @@
         </w:rPr>
         <w:t xml:space="preserve">). To view a copy of this license, visit </w:t>
       </w:r>
-      <w:hyperlink w:history="1" r:id="rIdtkbxiss_nuzijcv2752au">
+      <w:hyperlink w:history="1" r:id="rIdzxaraq9aizk4wtcpwpbqo">
         <w:r>
           <w:rPr>
             <w:rFonts w:ascii="Arial" w:cs="Arial" w:eastAsia="Arial" w:hAnsi="Arial"/>

--- a/data/outputs/v2/Grade11/Biology/Lesson_Plans/SS2.1_Reproduction_in_Plants/Biology_Reproduction_in_Plants_SummaryTable.docx
+++ b/data/outputs/v2/Grade11/Biology/Lesson_Plans/SS2.1_Reproduction_in_Plants/Biology_Reproduction_in_Plants_SummaryTable.docx
@@ -1795,7 +1795,7 @@
         </w:rPr>
         <w:t xml:space="preserve">© 2026 SeaVuria and ARES. This work is licensed under a </w:t>
       </w:r>
-      <w:hyperlink w:history="1" r:id="rIdus5kxgxyo7rvb5ndi_u3h">
+      <w:hyperlink w:history="1" r:id="rId1zhczpuzchgwovdb1qstt">
         <w:r>
           <w:rPr>
             <w:rFonts w:ascii="Arial" w:cs="Arial" w:eastAsia="Arial" w:hAnsi="Arial"/>
@@ -1815,7 +1815,7 @@
         </w:rPr>
         <w:t xml:space="preserve"> (</w:t>
       </w:r>
-      <w:hyperlink w:history="1" r:id="rIdv0rp9cs0yjttrnnsu4zwh">
+      <w:hyperlink w:history="1" r:id="rId49ygeatqfofdn0tgqfwwg">
         <w:r>
           <w:rPr>
             <w:rFonts w:ascii="Arial" w:cs="Arial" w:eastAsia="Arial" w:hAnsi="Arial"/>
@@ -1835,7 +1835,7 @@
         </w:rPr>
         <w:t xml:space="preserve">). To view a copy of this license, visit </w:t>
       </w:r>
-      <w:hyperlink w:history="1" r:id="rIdzxaraq9aizk4wtcpwpbqo">
+      <w:hyperlink w:history="1" r:id="rIdpypkeo2bubg8bgyxcnkfm">
         <w:r>
           <w:rPr>
             <w:rFonts w:ascii="Arial" w:cs="Arial" w:eastAsia="Arial" w:hAnsi="Arial"/>

--- a/data/outputs/v2/Grade11/Biology/Lesson_Plans/SS2.1_Reproduction_in_Plants/Biology_Reproduction_in_Plants_SummaryTable.docx
+++ b/data/outputs/v2/Grade11/Biology/Lesson_Plans/SS2.1_Reproduction_in_Plants/Biology_Reproduction_in_Plants_SummaryTable.docx
@@ -4,6 +4,7 @@
   <w:body>
     <w:p>
       <w:pPr>
+        <w:keepNext w:val="false"/>
         <w:spacing w:after="30" w:before="0"/>
         <w:jc w:val="center"/>
       </w:pPr>
@@ -23,6 +24,7 @@
     </w:p>
     <w:p>
       <w:pPr>
+        <w:keepNext w:val="false"/>
         <w:spacing w:after="60" w:before="0"/>
         <w:jc w:val="center"/>
       </w:pPr>
@@ -81,6 +83,7 @@
           </w:tcPr>
           <w:p>
             <w:pPr>
+              <w:keepNext w:val="false"/>
               <w:spacing w:after="40" w:before="0"/>
               <w:jc w:val="center"/>
             </w:pPr>
@@ -115,6 +118,7 @@
           </w:tcPr>
           <w:p>
             <w:pPr>
+              <w:keepNext w:val="false"/>
               <w:spacing w:after="40" w:before="0"/>
               <w:jc w:val="left"/>
             </w:pPr>
@@ -147,6 +151,7 @@
           </w:tcPr>
           <w:p>
             <w:pPr>
+              <w:keepNext w:val="false"/>
               <w:spacing w:after="40" w:before="0"/>
               <w:jc w:val="left"/>
             </w:pPr>
@@ -181,6 +186,7 @@
           </w:tcPr>
           <w:p>
             <w:pPr>
+              <w:keepNext w:val="false"/>
               <w:spacing w:after="40" w:before="0"/>
               <w:jc w:val="left"/>
             </w:pPr>
@@ -213,6 +219,7 @@
           </w:tcPr>
           <w:p>
             <w:pPr>
+              <w:keepNext w:val="false"/>
               <w:spacing w:after="40" w:before="0"/>
               <w:jc w:val="left"/>
             </w:pPr>
@@ -273,6 +280,7 @@
           </w:tcPr>
           <w:p>
             <w:pPr>
+              <w:keepNext w:val="false"/>
               <w:spacing w:after="40" w:before="0"/>
               <w:jc w:val="center"/>
             </w:pPr>
@@ -307,6 +315,7 @@
           </w:tcPr>
           <w:p>
             <w:pPr>
+              <w:keepNext w:val="false"/>
               <w:spacing w:after="40" w:before="0"/>
               <w:jc w:val="left"/>
             </w:pPr>
@@ -369,6 +378,7 @@
           </w:tcPr>
           <w:p>
             <w:pPr>
+              <w:keepNext w:val="false"/>
               <w:spacing w:after="40" w:before="0"/>
               <w:jc w:val="left"/>
             </w:pPr>
@@ -401,6 +411,7 @@
           </w:tcPr>
           <w:p>
             <w:pPr>
+              <w:keepNext w:val="false"/>
               <w:spacing w:after="40" w:before="0"/>
               <w:jc w:val="left"/>
             </w:pPr>
@@ -433,6 +444,7 @@
           </w:tcPr>
           <w:p>
             <w:pPr>
+              <w:keepNext w:val="false"/>
               <w:spacing w:after="40" w:before="0"/>
               <w:jc w:val="left"/>
             </w:pPr>
@@ -465,6 +477,7 @@
           </w:tcPr>
           <w:p>
             <w:pPr>
+              <w:keepNext w:val="false"/>
               <w:spacing w:after="40" w:before="0"/>
               <w:jc w:val="left"/>
             </w:pPr>
@@ -499,6 +512,7 @@
           </w:tcPr>
           <w:p>
             <w:pPr>
+              <w:keepNext w:val="false"/>
               <w:spacing w:after="40" w:before="0"/>
               <w:jc w:val="left"/>
             </w:pPr>
@@ -518,6 +532,7 @@
           </w:p>
           <w:p>
             <w:pPr>
+              <w:keepNext w:val="false"/>
               <w:spacing w:after="40" w:before="0"/>
               <w:jc w:val="left"/>
             </w:pPr>
@@ -550,6 +565,7 @@
           </w:tcPr>
           <w:p>
             <w:pPr>
+              <w:keepNext w:val="false"/>
               <w:spacing w:after="40" w:before="0"/>
               <w:jc w:val="left"/>
             </w:pPr>
@@ -582,6 +598,7 @@
           </w:tcPr>
           <w:p>
             <w:pPr>
+              <w:keepNext w:val="false"/>
               <w:spacing w:after="40" w:before="0"/>
               <w:jc w:val="left"/>
             </w:pPr>
@@ -614,6 +631,7 @@
           </w:tcPr>
           <w:p>
             <w:pPr>
+              <w:keepNext w:val="false"/>
               <w:spacing w:after="40" w:before="0"/>
               <w:jc w:val="left"/>
             </w:pPr>
@@ -648,6 +666,7 @@
           </w:tcPr>
           <w:p>
             <w:pPr>
+              <w:keepNext w:val="false"/>
               <w:spacing w:after="40" w:before="0"/>
               <w:jc w:val="left"/>
             </w:pPr>
@@ -667,6 +686,7 @@
           </w:p>
           <w:p>
             <w:pPr>
+              <w:keepNext w:val="false"/>
               <w:spacing w:after="40" w:before="0"/>
               <w:jc w:val="left"/>
             </w:pPr>
@@ -699,6 +719,7 @@
           </w:tcPr>
           <w:p>
             <w:pPr>
+              <w:keepNext w:val="false"/>
               <w:spacing w:after="40" w:before="0"/>
               <w:jc w:val="left"/>
             </w:pPr>
@@ -731,6 +752,7 @@
           </w:tcPr>
           <w:p>
             <w:pPr>
+              <w:keepNext w:val="false"/>
               <w:spacing w:after="40" w:before="0"/>
               <w:jc w:val="left"/>
             </w:pPr>
@@ -763,6 +785,7 @@
           </w:tcPr>
           <w:p>
             <w:pPr>
+              <w:keepNext w:val="false"/>
               <w:spacing w:after="40" w:before="0"/>
               <w:jc w:val="left"/>
             </w:pPr>
@@ -797,6 +820,7 @@
           </w:tcPr>
           <w:p>
             <w:pPr>
+              <w:keepNext w:val="false"/>
               <w:spacing w:after="40" w:before="0"/>
               <w:jc w:val="left"/>
             </w:pPr>
@@ -816,6 +840,7 @@
           </w:p>
           <w:p>
             <w:pPr>
+              <w:keepNext w:val="false"/>
               <w:spacing w:after="40" w:before="0"/>
               <w:jc w:val="left"/>
             </w:pPr>
@@ -848,6 +873,7 @@
           </w:tcPr>
           <w:p>
             <w:pPr>
+              <w:keepNext w:val="false"/>
               <w:spacing w:after="40" w:before="0"/>
               <w:jc w:val="left"/>
             </w:pPr>
@@ -880,6 +906,7 @@
           </w:tcPr>
           <w:p>
             <w:pPr>
+              <w:keepNext w:val="false"/>
               <w:spacing w:after="40" w:before="0"/>
               <w:jc w:val="left"/>
             </w:pPr>
@@ -912,6 +939,7 @@
           </w:tcPr>
           <w:p>
             <w:pPr>
+              <w:keepNext w:val="false"/>
               <w:spacing w:after="40" w:before="0"/>
               <w:jc w:val="left"/>
             </w:pPr>
@@ -946,6 +974,7 @@
           </w:tcPr>
           <w:p>
             <w:pPr>
+              <w:keepNext w:val="false"/>
               <w:spacing w:after="40" w:before="0"/>
               <w:jc w:val="left"/>
             </w:pPr>
@@ -965,6 +994,7 @@
           </w:p>
           <w:p>
             <w:pPr>
+              <w:keepNext w:val="false"/>
               <w:spacing w:after="40" w:before="0"/>
               <w:jc w:val="left"/>
             </w:pPr>
@@ -997,6 +1027,7 @@
           </w:tcPr>
           <w:p>
             <w:pPr>
+              <w:keepNext w:val="false"/>
               <w:spacing w:after="40" w:before="0"/>
               <w:jc w:val="left"/>
             </w:pPr>
@@ -1029,6 +1060,7 @@
           </w:tcPr>
           <w:p>
             <w:pPr>
+              <w:keepNext w:val="false"/>
               <w:spacing w:after="40" w:before="0"/>
               <w:jc w:val="left"/>
             </w:pPr>
@@ -1061,6 +1093,7 @@
           </w:tcPr>
           <w:p>
             <w:pPr>
+              <w:keepNext w:val="false"/>
               <w:spacing w:after="40" w:before="0"/>
               <w:jc w:val="left"/>
             </w:pPr>
@@ -1095,6 +1128,7 @@
           </w:tcPr>
           <w:p>
             <w:pPr>
+              <w:keepNext w:val="false"/>
               <w:spacing w:after="40" w:before="0"/>
               <w:jc w:val="left"/>
             </w:pPr>
@@ -1114,6 +1148,7 @@
           </w:p>
           <w:p>
             <w:pPr>
+              <w:keepNext w:val="false"/>
               <w:spacing w:after="40" w:before="0"/>
               <w:jc w:val="left"/>
             </w:pPr>
@@ -1146,6 +1181,7 @@
           </w:tcPr>
           <w:p>
             <w:pPr>
+              <w:keepNext w:val="false"/>
               <w:spacing w:after="40" w:before="0"/>
               <w:jc w:val="left"/>
             </w:pPr>
@@ -1178,6 +1214,7 @@
           </w:tcPr>
           <w:p>
             <w:pPr>
+              <w:keepNext w:val="false"/>
               <w:spacing w:after="40" w:before="0"/>
               <w:jc w:val="left"/>
             </w:pPr>
@@ -1210,6 +1247,7 @@
           </w:tcPr>
           <w:p>
             <w:pPr>
+              <w:keepNext w:val="false"/>
               <w:spacing w:after="40" w:before="0"/>
               <w:jc w:val="left"/>
             </w:pPr>
@@ -1244,6 +1282,7 @@
           </w:tcPr>
           <w:p>
             <w:pPr>
+              <w:keepNext w:val="false"/>
               <w:spacing w:after="40" w:before="0"/>
               <w:jc w:val="left"/>
             </w:pPr>
@@ -1263,6 +1302,7 @@
           </w:p>
           <w:p>
             <w:pPr>
+              <w:keepNext w:val="false"/>
               <w:spacing w:after="40" w:before="0"/>
               <w:jc w:val="left"/>
             </w:pPr>
@@ -1295,6 +1335,7 @@
           </w:tcPr>
           <w:p>
             <w:pPr>
+              <w:keepNext w:val="false"/>
               <w:spacing w:after="40" w:before="0"/>
               <w:jc w:val="left"/>
             </w:pPr>
@@ -1327,6 +1368,7 @@
           </w:tcPr>
           <w:p>
             <w:pPr>
+              <w:keepNext w:val="false"/>
               <w:spacing w:after="40" w:before="0"/>
               <w:jc w:val="left"/>
             </w:pPr>
@@ -1359,6 +1401,7 @@
           </w:tcPr>
           <w:p>
             <w:pPr>
+              <w:keepNext w:val="false"/>
               <w:spacing w:after="40" w:before="0"/>
               <w:jc w:val="left"/>
             </w:pPr>
@@ -1393,6 +1436,7 @@
           </w:tcPr>
           <w:p>
             <w:pPr>
+              <w:keepNext w:val="false"/>
               <w:spacing w:after="40" w:before="0"/>
               <w:jc w:val="left"/>
             </w:pPr>
@@ -1412,6 +1456,7 @@
           </w:p>
           <w:p>
             <w:pPr>
+              <w:keepNext w:val="false"/>
               <w:spacing w:after="40" w:before="0"/>
               <w:jc w:val="left"/>
             </w:pPr>
@@ -1444,6 +1489,7 @@
           </w:tcPr>
           <w:p>
             <w:pPr>
+              <w:keepNext w:val="false"/>
               <w:spacing w:after="40" w:before="0"/>
               <w:jc w:val="left"/>
             </w:pPr>
@@ -1476,6 +1522,7 @@
           </w:tcPr>
           <w:p>
             <w:pPr>
+              <w:keepNext w:val="false"/>
               <w:spacing w:after="40" w:before="0"/>
               <w:jc w:val="left"/>
             </w:pPr>
@@ -1508,6 +1555,7 @@
           </w:tcPr>
           <w:p>
             <w:pPr>
+              <w:keepNext w:val="false"/>
               <w:spacing w:after="40" w:before="0"/>
               <w:jc w:val="left"/>
             </w:pPr>
@@ -1542,6 +1590,7 @@
           </w:tcPr>
           <w:p>
             <w:pPr>
+              <w:keepNext w:val="false"/>
               <w:spacing w:after="40" w:before="0"/>
               <w:jc w:val="left"/>
             </w:pPr>
@@ -1561,6 +1610,7 @@
           </w:p>
           <w:p>
             <w:pPr>
+              <w:keepNext w:val="false"/>
               <w:spacing w:after="40" w:before="0"/>
               <w:jc w:val="left"/>
             </w:pPr>
@@ -1593,6 +1643,7 @@
           </w:tcPr>
           <w:p>
             <w:pPr>
+              <w:keepNext w:val="false"/>
               <w:spacing w:after="40" w:before="0"/>
               <w:jc w:val="left"/>
             </w:pPr>
@@ -1625,6 +1676,7 @@
           </w:tcPr>
           <w:p>
             <w:pPr>
+              <w:keepNext w:val="false"/>
               <w:spacing w:after="40" w:before="0"/>
               <w:jc w:val="left"/>
             </w:pPr>
@@ -1657,6 +1709,7 @@
           </w:tcPr>
           <w:p>
             <w:pPr>
+              <w:keepNext w:val="false"/>
               <w:spacing w:after="40" w:before="0"/>
               <w:jc w:val="left"/>
             </w:pPr>
@@ -1795,7 +1848,7 @@
         </w:rPr>
         <w:t xml:space="preserve">© 2026 SeaVuria and ARES. This work is licensed under a </w:t>
       </w:r>
-      <w:hyperlink w:history="1" r:id="rId1zhczpuzchgwovdb1qstt">
+      <w:hyperlink w:history="1" r:id="rIdud6zq_u5yc6nsvbsw7qqr">
         <w:r>
           <w:rPr>
             <w:rFonts w:ascii="Arial" w:cs="Arial" w:eastAsia="Arial" w:hAnsi="Arial"/>
@@ -1815,7 +1868,7 @@
         </w:rPr>
         <w:t xml:space="preserve"> (</w:t>
       </w:r>
-      <w:hyperlink w:history="1" r:id="rId49ygeatqfofdn0tgqfwwg">
+      <w:hyperlink w:history="1" r:id="rId9xpkepiix7eas-fnxxnu6">
         <w:r>
           <w:rPr>
             <w:rFonts w:ascii="Arial" w:cs="Arial" w:eastAsia="Arial" w:hAnsi="Arial"/>
@@ -1835,7 +1888,7 @@
         </w:rPr>
         <w:t xml:space="preserve">). To view a copy of this license, visit </w:t>
       </w:r>
-      <w:hyperlink w:history="1" r:id="rIdpypkeo2bubg8bgyxcnkfm">
+      <w:hyperlink w:history="1" r:id="rIdxilyoeflg6kd2dhu-mdu7">
         <w:r>
           <w:rPr>
             <w:rFonts w:ascii="Arial" w:cs="Arial" w:eastAsia="Arial" w:hAnsi="Arial"/>

--- a/data/outputs/v2/Grade11/Biology/Lesson_Plans/SS2.1_Reproduction_in_Plants/Biology_Reproduction_in_Plants_SummaryTable.docx
+++ b/data/outputs/v2/Grade11/Biology/Lesson_Plans/SS2.1_Reproduction_in_Plants/Biology_Reproduction_in_Plants_SummaryTable.docx
@@ -1848,7 +1848,7 @@
         </w:rPr>
         <w:t xml:space="preserve">© 2026 SeaVuria and ARES. This work is licensed under a </w:t>
       </w:r>
-      <w:hyperlink w:history="1" r:id="rIdud6zq_u5yc6nsvbsw7qqr">
+      <w:hyperlink w:history="1" r:id="rIdu4dkedsqalutyvtka9lbh">
         <w:r>
           <w:rPr>
             <w:rFonts w:ascii="Arial" w:cs="Arial" w:eastAsia="Arial" w:hAnsi="Arial"/>
@@ -1868,7 +1868,7 @@
         </w:rPr>
         <w:t xml:space="preserve"> (</w:t>
       </w:r>
-      <w:hyperlink w:history="1" r:id="rId9xpkepiix7eas-fnxxnu6">
+      <w:hyperlink w:history="1" r:id="rIdwpszoldpaldr8fukxl-6n">
         <w:r>
           <w:rPr>
             <w:rFonts w:ascii="Arial" w:cs="Arial" w:eastAsia="Arial" w:hAnsi="Arial"/>
@@ -1888,7 +1888,7 @@
         </w:rPr>
         <w:t xml:space="preserve">). To view a copy of this license, visit </w:t>
       </w:r>
-      <w:hyperlink w:history="1" r:id="rIdxilyoeflg6kd2dhu-mdu7">
+      <w:hyperlink w:history="1" r:id="rIdmjhvlequv3vn4lynkiglp">
         <w:r>
           <w:rPr>
             <w:rFonts w:ascii="Arial" w:cs="Arial" w:eastAsia="Arial" w:hAnsi="Arial"/>
